--- a/vizsgaremek_bevezeto-1.docx
+++ b/vizsgaremek_bevezeto-1.docx
@@ -2966,204 +2966,8 @@
         </w:rPr>
       </w:pPr>
     </w:p>
-    <w:p>
-      <w:pPr>
-        <w:keepNext/>
-        <w:keepLines/>
-        <w:spacing w:after="200" w:line="360" w:lineRule="auto"/>
-        <w:ind w:left="720"/>
-        <w:jc w:val="both"/>
-        <w:rPr>
-          <w:rFonts w:ascii="Times New Roman" w:eastAsia="Times New Roman" w:hAnsi="Times New Roman" w:cs="Times New Roman"/>
-          <w:sz w:val="24"/>
-          <w:szCs w:val="24"/>
-        </w:rPr>
-      </w:pPr>
-      <w:bookmarkStart w:id="0" w:name="_heading=h.tht18t3eu32w" w:colFirst="0" w:colLast="0"/>
-      <w:bookmarkEnd w:id="0"/>
-    </w:p>
-    <w:p>
-      <w:pPr>
-        <w:pBdr>
-          <w:top w:val="single" w:sz="4" w:space="1" w:color="000000"/>
-          <w:left w:val="single" w:sz="4" w:space="4" w:color="000000"/>
-          <w:bottom w:val="single" w:sz="4" w:space="1" w:color="000000"/>
-          <w:right w:val="single" w:sz="4" w:space="4" w:color="000000"/>
-        </w:pBdr>
-        <w:tabs>
-          <w:tab w:val="left" w:pos="8505"/>
-        </w:tabs>
-        <w:ind w:left="567"/>
-        <w:jc w:val="center"/>
-        <w:rPr>
-          <w:rFonts w:ascii="Times New Roman" w:eastAsia="Times New Roman" w:hAnsi="Times New Roman" w:cs="Times New Roman"/>
-          <w:sz w:val="24"/>
-          <w:szCs w:val="24"/>
-        </w:rPr>
-      </w:pPr>
-      <w:r>
-        <w:rPr>
-          <w:rFonts w:ascii="Times New Roman" w:eastAsia="Times New Roman" w:hAnsi="Times New Roman" w:cs="Times New Roman"/>
-          <w:sz w:val="24"/>
-          <w:szCs w:val="24"/>
-        </w:rPr>
-        <w:t>A Vizsgaremeket mindenki a Git-en keresztül adja le, mindenkitől kérek meghívót az</w:t>
-      </w:r>
-      <w:r>
-        <w:rPr>
-          <w:rFonts w:ascii="Times New Roman" w:eastAsia="Times New Roman" w:hAnsi="Times New Roman" w:cs="Times New Roman"/>
-          <w:sz w:val="24"/>
-          <w:szCs w:val="24"/>
-        </w:rPr>
-        <w:br/>
-      </w:r>
-      <w:hyperlink r:id="rId8">
-        <w:r>
-          <w:rPr>
-            <w:rFonts w:ascii="Roboto" w:eastAsia="Roboto" w:hAnsi="Roboto" w:cs="Roboto"/>
-            <w:color w:val="0563C1"/>
-            <w:sz w:val="21"/>
-            <w:szCs w:val="21"/>
-            <w:u w:val="single"/>
-            <w:shd w:val="clear" w:color="auto" w:fill="E9EEF6"/>
-          </w:rPr>
-          <w:t>szalaine.torok.edit@ganziskola.hu</w:t>
-        </w:r>
-      </w:hyperlink>
-      <w:r>
-        <w:rPr>
-          <w:rFonts w:ascii="Roboto" w:eastAsia="Roboto" w:hAnsi="Roboto" w:cs="Roboto"/>
-          <w:color w:val="1F1F1F"/>
-          <w:sz w:val="21"/>
-          <w:szCs w:val="21"/>
-          <w:shd w:val="clear" w:color="auto" w:fill="E9EEF6"/>
-        </w:rPr>
-        <w:t xml:space="preserve"> és a </w:t>
-      </w:r>
-      <w:hyperlink r:id="rId9">
-        <w:r>
-          <w:rPr>
-            <w:rFonts w:ascii="Roboto" w:eastAsia="Roboto" w:hAnsi="Roboto" w:cs="Roboto"/>
-            <w:color w:val="0563C1"/>
-            <w:sz w:val="21"/>
-            <w:szCs w:val="21"/>
-            <w:u w:val="single"/>
-            <w:shd w:val="clear" w:color="auto" w:fill="E9EEF6"/>
-          </w:rPr>
-          <w:t>mehes.jozsef@ganziskola.hu</w:t>
-        </w:r>
-      </w:hyperlink>
-      <w:r>
-        <w:rPr>
-          <w:rFonts w:ascii="Roboto" w:eastAsia="Roboto" w:hAnsi="Roboto" w:cs="Roboto"/>
-          <w:color w:val="1F1F1F"/>
-          <w:sz w:val="21"/>
-          <w:szCs w:val="21"/>
-          <w:shd w:val="clear" w:color="auto" w:fill="E9EEF6"/>
-        </w:rPr>
-        <w:t xml:space="preserve"> </w:t>
-      </w:r>
-      <w:r>
-        <w:rPr>
-          <w:rFonts w:ascii="Times New Roman" w:eastAsia="Times New Roman" w:hAnsi="Times New Roman" w:cs="Times New Roman"/>
-          <w:sz w:val="24"/>
-          <w:szCs w:val="24"/>
-        </w:rPr>
-        <w:t>címekre.</w:t>
-      </w:r>
-    </w:p>
-    <w:p>
-      <w:pPr>
-        <w:pBdr>
-          <w:top w:val="single" w:sz="4" w:space="1" w:color="000000"/>
-          <w:left w:val="single" w:sz="4" w:space="4" w:color="000000"/>
-          <w:bottom w:val="single" w:sz="4" w:space="1" w:color="000000"/>
-          <w:right w:val="single" w:sz="4" w:space="4" w:color="000000"/>
-        </w:pBdr>
-        <w:tabs>
-          <w:tab w:val="left" w:pos="8505"/>
-        </w:tabs>
-        <w:ind w:left="567"/>
-        <w:jc w:val="center"/>
-        <w:rPr>
-          <w:rFonts w:ascii="Times New Roman" w:eastAsia="Times New Roman" w:hAnsi="Times New Roman" w:cs="Times New Roman"/>
-          <w:sz w:val="24"/>
-          <w:szCs w:val="24"/>
-        </w:rPr>
-      </w:pPr>
-      <w:r>
-        <w:rPr>
-          <w:rFonts w:ascii="Times New Roman" w:eastAsia="Times New Roman" w:hAnsi="Times New Roman" w:cs="Times New Roman"/>
-          <w:sz w:val="24"/>
-          <w:szCs w:val="24"/>
-        </w:rPr>
-        <w:t>Ezt a dokumentumot is kitöltve töltsétek fel!</w:t>
-      </w:r>
-    </w:p>
-    <w:p>
-      <w:pPr>
-        <w:pBdr>
-          <w:top w:val="single" w:sz="4" w:space="1" w:color="000000"/>
-          <w:left w:val="single" w:sz="4" w:space="4" w:color="000000"/>
-          <w:bottom w:val="single" w:sz="4" w:space="1" w:color="000000"/>
-          <w:right w:val="single" w:sz="4" w:space="4" w:color="000000"/>
-        </w:pBdr>
-        <w:tabs>
-          <w:tab w:val="left" w:pos="8505"/>
-        </w:tabs>
-        <w:ind w:left="567"/>
-        <w:rPr>
-          <w:rFonts w:ascii="Times New Roman" w:eastAsia="Times New Roman" w:hAnsi="Times New Roman" w:cs="Times New Roman"/>
-          <w:sz w:val="24"/>
-          <w:szCs w:val="24"/>
-        </w:rPr>
-      </w:pPr>
-      <w:r>
-        <w:rPr>
-          <w:rFonts w:ascii="Times New Roman" w:eastAsia="Times New Roman" w:hAnsi="Times New Roman" w:cs="Times New Roman"/>
-          <w:sz w:val="24"/>
-          <w:szCs w:val="24"/>
-        </w:rPr>
-        <w:t>Ha sikerült hostolnod az alkalmazást, a README.md fájlban add meg az alkalmazás konfigurációit és futtatási lépéseit, a gener</w:t>
-      </w:r>
-      <w:r>
-        <w:rPr>
-          <w:rFonts w:ascii="Times New Roman" w:eastAsia="Times New Roman" w:hAnsi="Times New Roman" w:cs="Times New Roman"/>
-          <w:sz w:val="24"/>
-          <w:szCs w:val="24"/>
-        </w:rPr>
-        <w:t>ált url-t, vagy ha van, akkor a saját domain nevet.</w:t>
-      </w:r>
-    </w:p>
-    <w:p>
-      <w:pPr>
-        <w:pBdr>
-          <w:top w:val="single" w:sz="4" w:space="1" w:color="000000"/>
-          <w:left w:val="single" w:sz="4" w:space="4" w:color="000000"/>
-          <w:bottom w:val="single" w:sz="4" w:space="1" w:color="000000"/>
-          <w:right w:val="single" w:sz="4" w:space="4" w:color="000000"/>
-        </w:pBdr>
-        <w:tabs>
-          <w:tab w:val="left" w:pos="8505"/>
-        </w:tabs>
-        <w:ind w:left="567"/>
-        <w:rPr>
-          <w:rFonts w:ascii="Times New Roman" w:eastAsia="Times New Roman" w:hAnsi="Times New Roman" w:cs="Times New Roman"/>
-          <w:sz w:val="24"/>
-          <w:szCs w:val="24"/>
-        </w:rPr>
-      </w:pPr>
-      <w:r>
-        <w:rPr>
-          <w:rFonts w:ascii="Times New Roman" w:eastAsia="Times New Roman" w:hAnsi="Times New Roman" w:cs="Times New Roman"/>
-          <w:sz w:val="24"/>
-          <w:szCs w:val="24"/>
-        </w:rPr>
-        <w:t>Az eredetiségi nyilatkozatot (Az iskolai meghajtó közös mappájában megtalálod) a végső leadáskor kinyomtatva, aláírva kell majd a kinyomtatott dokumentációhoz mellékelni.</w:t>
-      </w:r>
-    </w:p>
     <w:sectPr>
-      <w:headerReference w:type="default" r:id="rId10"/>
+      <w:headerReference w:type="default" r:id="rId8"/>
       <w:pgSz w:w="11906" w:h="16838"/>
       <w:pgMar w:top="1135" w:right="1417" w:bottom="1276" w:left="1417" w:header="426" w:footer="708" w:gutter="0"/>
       <w:pgNumType w:start="1"/>
@@ -5663,7 +5467,7 @@
   <a:extraClrSchemeLst/>
   <a:extLst>
     <a:ext uri="{05A4C25C-085E-4340-85A3-A5531E510DB2}">
-      <thm15:themeFamily xmlns:thm15="http://schemas.microsoft.com/office/thememl/2012/main" xmlns="" name="Office Theme" id="{62F939B6-93AF-4DB8-9C6B-D6C7DFDC589F}" vid="{4A3C46E8-61CC-4603-A589-7422A47A8E4A}"/>
+      <thm15:themeFamily xmlns="" xmlns:thm15="http://schemas.microsoft.com/office/thememl/2012/main" name="Office Theme" id="{62F939B6-93AF-4DB8-9C6B-D6C7DFDC589F}" vid="{4A3C46E8-61CC-4603-A589-7422A47A8E4A}"/>
     </a:ext>
   </a:extLst>
 </a:theme>

--- a/vizsgaremek_bevezeto-1.docx
+++ b/vizsgaremek_bevezeto-1.docx
@@ -928,21 +928,8 @@
     </w:p>
     <w:p>
       <w:pPr>
-        <w:tabs>
-          <w:tab w:val="left" w:pos="8505"/>
-        </w:tabs>
-        <w:ind w:left="567"/>
-        <w:rPr>
-          <w:rFonts w:ascii="Times New Roman" w:eastAsia="Times New Roman" w:hAnsi="Times New Roman" w:cs="Times New Roman"/>
-          <w:sz w:val="24"/>
-          <w:szCs w:val="24"/>
-        </w:rPr>
-      </w:pPr>
-    </w:p>
-    <w:p>
-      <w:pPr>
-        <w:numPr>
-          <w:ilvl w:val="0"/>
+        <w:numPr>
+          <w:ilvl w:val="1"/>
           <w:numId w:val="1"/>
         </w:numPr>
         <w:pBdr>
@@ -955,34 +942,19 @@
         <w:tabs>
           <w:tab w:val="left" w:pos="8505"/>
         </w:tabs>
-        <w:ind w:left="567" w:hanging="567"/>
-        <w:rPr>
-          <w:rFonts w:ascii="Times New Roman" w:eastAsia="Times New Roman" w:hAnsi="Times New Roman" w:cs="Times New Roman"/>
-          <w:b/>
-          <w:color w:val="000000"/>
-          <w:sz w:val="24"/>
-          <w:szCs w:val="24"/>
-        </w:rPr>
-      </w:pPr>
-      <w:r>
-        <w:rPr>
-          <w:rFonts w:ascii="Times New Roman" w:eastAsia="Times New Roman" w:hAnsi="Times New Roman" w:cs="Times New Roman"/>
-          <w:b/>
-          <w:color w:val="000000"/>
-          <w:sz w:val="24"/>
-          <w:szCs w:val="24"/>
-        </w:rPr>
-        <w:t>Vizsgaremek címe:</w:t>
-      </w:r>
-      <w:r>
-        <w:rPr>
-          <w:rFonts w:ascii="Times New Roman" w:eastAsia="Times New Roman" w:hAnsi="Times New Roman" w:cs="Times New Roman"/>
-          <w:b/>
-          <w:color w:val="000000"/>
-          <w:sz w:val="24"/>
-          <w:szCs w:val="24"/>
-        </w:rPr>
-        <w:t xml:space="preserve"> GymSpotter</w:t>
+        <w:rPr>
+          <w:rFonts w:ascii="Times New Roman" w:eastAsia="Times New Roman" w:hAnsi="Times New Roman" w:cs="Times New Roman"/>
+          <w:b/>
+          <w:color w:val="000000"/>
+          <w:sz w:val="24"/>
+          <w:szCs w:val="24"/>
+        </w:rPr>
+      </w:pPr>
+      <w:r>
+        <w:t xml:space="preserve">Felhasználóknak az alábbi linken keresztül érhető el a weboldal: </w:t>
+      </w:r>
+      <w:r>
+        <w:t>https://gymspotter.onrender.com/</w:t>
       </w:r>
     </w:p>
     <w:p>
@@ -1000,44 +972,10 @@
     </w:p>
     <w:p>
       <w:pPr>
-        <w:jc w:val="both"/>
-        <w:rPr>
-          <w:rFonts w:ascii="Times New Roman" w:hAnsi="Times New Roman" w:cs="Times New Roman"/>
-          <w:sz w:val="24"/>
-          <w:szCs w:val="24"/>
-        </w:rPr>
-      </w:pPr>
-      <w:r>
-        <w:rPr>
-          <w:rFonts w:ascii="Times New Roman" w:eastAsia="Times New Roman" w:hAnsi="Times New Roman" w:cs="Times New Roman"/>
-          <w:b/>
-          <w:color w:val="000000"/>
-          <w:sz w:val="24"/>
-          <w:szCs w:val="24"/>
-        </w:rPr>
-        <w:t>Vizsgaremek témája:</w:t>
-      </w:r>
-      <w:r>
-        <w:rPr>
-          <w:rFonts w:ascii="Times New Roman" w:eastAsia="Times New Roman" w:hAnsi="Times New Roman" w:cs="Times New Roman"/>
-          <w:b/>
-          <w:color w:val="000000"/>
-          <w:sz w:val="24"/>
-          <w:szCs w:val="24"/>
-        </w:rPr>
-        <w:t xml:space="preserve"> </w:t>
-      </w:r>
-      <w:r>
-        <w:rPr>
-          <w:rFonts w:ascii="Times New Roman" w:hAnsi="Times New Roman" w:cs="Times New Roman"/>
-          <w:sz w:val="24"/>
-          <w:szCs w:val="24"/>
-        </w:rPr>
-        <w:t>Célunk, hogy egy letisztult és felhasználóbarát weboldalt hozzunk létre, ahol könnyedén tudnak az edzeni vágyók keresgélni konditermek között, így megtalálva a számukra legmegfelelőbbet. A felhasználónak lehetősége van lokáció, szolgáltatás, illetve ár szerinti keresésre. Regisztrált felhasználóknak lehetőségük van megjelölni a szimpatikus termeket kedvencként, így is könnyítve a megfelelő edzőterem kiválasztását. Lehetőség van értékelni a termeket, így segítve egymást és a szolgáltatókat miben is lehetne változtatni.</w:t>
-      </w:r>
-    </w:p>
-    <w:p>
-      <w:pPr>
+        <w:numPr>
+          <w:ilvl w:val="0"/>
+          <w:numId w:val="1"/>
+        </w:numPr>
         <w:pBdr>
           <w:top w:val="nil"/>
           <w:left w:val="nil"/>
@@ -1048,21 +986,44 @@
         <w:tabs>
           <w:tab w:val="left" w:pos="8505"/>
         </w:tabs>
+        <w:ind w:left="567" w:hanging="567"/>
+        <w:rPr>
+          <w:rFonts w:ascii="Times New Roman" w:eastAsia="Times New Roman" w:hAnsi="Times New Roman" w:cs="Times New Roman"/>
+          <w:b/>
+          <w:color w:val="000000"/>
+          <w:sz w:val="24"/>
+          <w:szCs w:val="24"/>
+        </w:rPr>
+      </w:pPr>
+      <w:r>
+        <w:rPr>
+          <w:rFonts w:ascii="Times New Roman" w:eastAsia="Times New Roman" w:hAnsi="Times New Roman" w:cs="Times New Roman"/>
+          <w:b/>
+          <w:color w:val="000000"/>
+          <w:sz w:val="24"/>
+          <w:szCs w:val="24"/>
+        </w:rPr>
+        <w:t>Vizsgaremek címe:</w:t>
+      </w:r>
+      <w:r>
+        <w:rPr>
+          <w:rFonts w:ascii="Times New Roman" w:eastAsia="Times New Roman" w:hAnsi="Times New Roman" w:cs="Times New Roman"/>
+          <w:b/>
+          <w:color w:val="000000"/>
+          <w:sz w:val="24"/>
+          <w:szCs w:val="24"/>
+        </w:rPr>
+        <w:t xml:space="preserve"> GymSpotter</w:t>
+      </w:r>
+    </w:p>
+    <w:p>
+      <w:pPr>
+        <w:tabs>
+          <w:tab w:val="left" w:pos="8505"/>
+        </w:tabs>
         <w:ind w:left="567"/>
         <w:rPr>
           <w:rFonts w:ascii="Times New Roman" w:eastAsia="Times New Roman" w:hAnsi="Times New Roman" w:cs="Times New Roman"/>
-          <w:b/>
-          <w:color w:val="000000"/>
-          <w:sz w:val="24"/>
-          <w:szCs w:val="24"/>
-        </w:rPr>
-      </w:pPr>
-    </w:p>
-    <w:p>
-      <w:pPr>
-        <w:rPr>
-          <w:rFonts w:ascii="Times New Roman" w:eastAsia="Times New Roman" w:hAnsi="Times New Roman" w:cs="Times New Roman"/>
-          <w:b/>
           <w:sz w:val="24"/>
           <w:szCs w:val="24"/>
         </w:rPr>
@@ -1085,33 +1046,25 @@
           <w:sz w:val="24"/>
           <w:szCs w:val="24"/>
         </w:rPr>
-        <w:t>Témaválasztás indoklása. (okok leírása)</w:t>
-      </w:r>
-      <w:r>
-        <w:rPr>
-          <w:rFonts w:ascii="Times New Roman" w:eastAsia="Times New Roman" w:hAnsi="Times New Roman" w:cs="Times New Roman"/>
-          <w:b/>
-          <w:color w:val="000000"/>
-          <w:sz w:val="24"/>
-          <w:szCs w:val="24"/>
-        </w:rPr>
-        <w:t xml:space="preserve">: </w:t>
-      </w:r>
-      <w:r>
-        <w:rPr>
-          <w:rFonts w:ascii="Times New Roman" w:hAnsi="Times New Roman" w:cs="Times New Roman"/>
-          <w:sz w:val="24"/>
-          <w:szCs w:val="24"/>
-        </w:rPr>
-        <w:t>Az edzőterem kereső weboldal ötlete a baráti társaság szenvedélye az edzés iránt ihlette. Az egyik barátunk megálmodta ezt az ötletet és megemlítette, hogy mennyivel egyszerűbb lenne megtalálni az ideális edzőtermet, ha lenne egy ezt átfogó platform, ahol hi</w:t>
-      </w:r>
-      <w:r>
-        <w:rPr>
-          <w:rFonts w:ascii="Times New Roman" w:hAnsi="Times New Roman" w:cs="Times New Roman"/>
-          <w:sz w:val="24"/>
-          <w:szCs w:val="24"/>
-        </w:rPr>
-        <w:t>rdethetik magukat az edzőtermek.</w:t>
+        <w:t>Vizsgaremek témája:</w:t>
+      </w:r>
+      <w:r>
+        <w:rPr>
+          <w:rFonts w:ascii="Times New Roman" w:eastAsia="Times New Roman" w:hAnsi="Times New Roman" w:cs="Times New Roman"/>
+          <w:b/>
+          <w:color w:val="000000"/>
+          <w:sz w:val="24"/>
+          <w:szCs w:val="24"/>
+        </w:rPr>
+        <w:t xml:space="preserve"> </w:t>
+      </w:r>
+      <w:r>
+        <w:rPr>
+          <w:rFonts w:ascii="Times New Roman" w:hAnsi="Times New Roman" w:cs="Times New Roman"/>
+          <w:sz w:val="24"/>
+          <w:szCs w:val="24"/>
+        </w:rPr>
+        <w:t>Célunk, hogy egy letisztult és felhasználóbarát weboldalt hozzunk létre, ahol könnyedén tudnak az edzeni vágyók keresgélni konditermek között, így megtalálva a számukra legmegfelelőbbet. A felhasználónak lehetősége van lokáció, szolgáltatás, illetve ár szerinti keresésre. Regisztrált felhasználóknak lehetőségük van megjelölni a szimpatikus termeket kedvencként, így is könnyítve a megfelelő edzőterem kiválasztását. Lehetőség van értékelni a termeket, így segítve egymást és a szolgáltatókat miben is lehetne változtatni.</w:t>
       </w:r>
     </w:p>
     <w:p>
@@ -1138,23 +1091,62 @@
     </w:p>
     <w:p>
       <w:pPr>
-        <w:tabs>
-          <w:tab w:val="left" w:pos="8505"/>
-        </w:tabs>
-        <w:ind w:left="567"/>
-        <w:rPr>
-          <w:rFonts w:ascii="Times New Roman" w:eastAsia="Times New Roman" w:hAnsi="Times New Roman" w:cs="Times New Roman"/>
-          <w:sz w:val="24"/>
-          <w:szCs w:val="24"/>
-        </w:rPr>
-      </w:pPr>
-    </w:p>
-    <w:p>
-      <w:pPr>
-        <w:numPr>
-          <w:ilvl w:val="0"/>
-          <w:numId w:val="1"/>
-        </w:numPr>
+        <w:rPr>
+          <w:rFonts w:ascii="Times New Roman" w:eastAsia="Times New Roman" w:hAnsi="Times New Roman" w:cs="Times New Roman"/>
+          <w:b/>
+          <w:sz w:val="24"/>
+          <w:szCs w:val="24"/>
+        </w:rPr>
+      </w:pPr>
+    </w:p>
+    <w:p>
+      <w:pPr>
+        <w:jc w:val="both"/>
+        <w:rPr>
+          <w:rFonts w:ascii="Times New Roman" w:hAnsi="Times New Roman" w:cs="Times New Roman"/>
+          <w:sz w:val="24"/>
+          <w:szCs w:val="24"/>
+        </w:rPr>
+      </w:pPr>
+      <w:r>
+        <w:rPr>
+          <w:rFonts w:ascii="Times New Roman" w:eastAsia="Times New Roman" w:hAnsi="Times New Roman" w:cs="Times New Roman"/>
+          <w:b/>
+          <w:color w:val="000000"/>
+          <w:sz w:val="24"/>
+          <w:szCs w:val="24"/>
+        </w:rPr>
+        <w:t>Témaválasztás indoklása. (okok leírása)</w:t>
+      </w:r>
+      <w:r>
+        <w:rPr>
+          <w:rFonts w:ascii="Times New Roman" w:eastAsia="Times New Roman" w:hAnsi="Times New Roman" w:cs="Times New Roman"/>
+          <w:b/>
+          <w:color w:val="000000"/>
+          <w:sz w:val="24"/>
+          <w:szCs w:val="24"/>
+        </w:rPr>
+        <w:t xml:space="preserve">: </w:t>
+      </w:r>
+      <w:r>
+        <w:rPr>
+          <w:rFonts w:ascii="Times New Roman" w:hAnsi="Times New Roman" w:cs="Times New Roman"/>
+          <w:sz w:val="24"/>
+          <w:szCs w:val="24"/>
+        </w:rPr>
+        <w:t>Az edzőterem kereső weboldal ötlete a baráti társaság szenvedélye az edzés iránt ihlette. Az egyik barátunk megálmodta ezt az ötletet és megemlítette, hogy mennyivel egyszerűbb lenne megtalálni az ideális edzőtermet, ha lenne egy ezt átfogó platform, ahol hi</w:t>
+      </w:r>
+      <w:r>
+        <w:rPr>
+          <w:rFonts w:ascii="Times New Roman" w:hAnsi="Times New Roman" w:cs="Times New Roman"/>
+          <w:sz w:val="24"/>
+          <w:szCs w:val="24"/>
+        </w:rPr>
+        <w:t>rdethetik magukat az edzőtermek.</w:t>
+      </w:r>
+    </w:p>
+    <w:p>
+      <w:pPr>
         <w:pBdr>
           <w:top w:val="nil"/>
           <w:left w:val="nil"/>
@@ -1165,383 +1157,35 @@
         <w:tabs>
           <w:tab w:val="left" w:pos="8505"/>
         </w:tabs>
-        <w:ind w:left="567" w:hanging="567"/>
-        <w:rPr>
-          <w:rFonts w:ascii="Times New Roman" w:eastAsia="Times New Roman" w:hAnsi="Times New Roman" w:cs="Times New Roman"/>
-          <w:b/>
-          <w:color w:val="000000"/>
-          <w:sz w:val="24"/>
-          <w:szCs w:val="24"/>
-        </w:rPr>
-      </w:pPr>
-      <w:r>
-        <w:rPr>
-          <w:rFonts w:ascii="Times New Roman" w:eastAsia="Times New Roman" w:hAnsi="Times New Roman" w:cs="Times New Roman"/>
-          <w:b/>
-          <w:color w:val="000000"/>
-          <w:sz w:val="24"/>
-          <w:szCs w:val="24"/>
-        </w:rPr>
-        <w:t>Funkciók leírása:</w:t>
-      </w:r>
-    </w:p>
-    <w:p>
-      <w:pPr>
-        <w:jc w:val="both"/>
-        <w:rPr>
-          <w:rFonts w:ascii="Times New Roman" w:hAnsi="Times New Roman" w:cs="Times New Roman"/>
-          <w:sz w:val="24"/>
-          <w:szCs w:val="24"/>
-        </w:rPr>
-      </w:pPr>
-      <w:r>
-        <w:rPr>
-          <w:rFonts w:ascii="Times New Roman" w:hAnsi="Times New Roman" w:cs="Times New Roman"/>
-          <w:sz w:val="24"/>
-          <w:szCs w:val="24"/>
-        </w:rPr>
-        <w:t>A weboldal három különböző felhasználói csoportot támogat, mindegyik saját belépési lehetőséggel és jogosultságokkal:</w:t>
-      </w:r>
+        <w:ind w:left="567"/>
+        <w:rPr>
+          <w:rFonts w:ascii="Times New Roman" w:eastAsia="Times New Roman" w:hAnsi="Times New Roman" w:cs="Times New Roman"/>
+          <w:b/>
+          <w:color w:val="000000"/>
+          <w:sz w:val="24"/>
+          <w:szCs w:val="24"/>
+        </w:rPr>
+      </w:pPr>
+    </w:p>
+    <w:p>
+      <w:pPr>
+        <w:tabs>
+          <w:tab w:val="left" w:pos="8505"/>
+        </w:tabs>
+        <w:ind w:left="567"/>
+        <w:rPr>
+          <w:rFonts w:ascii="Times New Roman" w:eastAsia="Times New Roman" w:hAnsi="Times New Roman" w:cs="Times New Roman"/>
+          <w:sz w:val="24"/>
+          <w:szCs w:val="24"/>
+        </w:rPr>
+      </w:pPr>
     </w:p>
     <w:p>
       <w:pPr>
         <w:numPr>
           <w:ilvl w:val="0"/>
-          <w:numId w:val="8"/>
-        </w:numPr>
-        <w:jc w:val="both"/>
-        <w:rPr>
-          <w:rFonts w:ascii="Times New Roman" w:hAnsi="Times New Roman" w:cs="Times New Roman"/>
-          <w:sz w:val="24"/>
-          <w:szCs w:val="24"/>
-        </w:rPr>
-      </w:pPr>
-      <w:r>
-        <w:rPr>
-          <w:rFonts w:ascii="Times New Roman" w:hAnsi="Times New Roman" w:cs="Times New Roman"/>
-          <w:b/>
-          <w:bCs/>
-          <w:sz w:val="24"/>
-          <w:szCs w:val="24"/>
-        </w:rPr>
-        <w:t>Szolgáltatók:</w:t>
-      </w:r>
-    </w:p>
-    <w:p>
-      <w:pPr>
-        <w:numPr>
-          <w:ilvl w:val="1"/>
-          <w:numId w:val="9"/>
-        </w:numPr>
-        <w:jc w:val="both"/>
-        <w:rPr>
-          <w:rFonts w:ascii="Times New Roman" w:hAnsi="Times New Roman" w:cs="Times New Roman"/>
-          <w:sz w:val="24"/>
-          <w:szCs w:val="24"/>
-        </w:rPr>
-      </w:pPr>
-      <w:r>
-        <w:rPr>
-          <w:rFonts w:ascii="Times New Roman" w:hAnsi="Times New Roman" w:cs="Times New Roman"/>
-          <w:sz w:val="24"/>
-          <w:szCs w:val="24"/>
-        </w:rPr>
-        <w:t>Regisztrálhatnak és bejelentkezhetnek saját fiókjukba.</w:t>
-      </w:r>
-    </w:p>
-    <w:p>
-      <w:pPr>
-        <w:numPr>
-          <w:ilvl w:val="1"/>
-          <w:numId w:val="10"/>
-        </w:numPr>
-        <w:jc w:val="both"/>
-        <w:rPr>
-          <w:rFonts w:ascii="Times New Roman" w:hAnsi="Times New Roman" w:cs="Times New Roman"/>
-          <w:sz w:val="24"/>
-          <w:szCs w:val="24"/>
-        </w:rPr>
-      </w:pPr>
-      <w:r>
-        <w:rPr>
-          <w:rFonts w:ascii="Times New Roman" w:hAnsi="Times New Roman" w:cs="Times New Roman"/>
-          <w:sz w:val="24"/>
-          <w:szCs w:val="24"/>
-        </w:rPr>
-        <w:t>Hozzáadhatnak, módosíthatnak és törölhetnek edzőterem-adatokat (pl. árak, szolgáltatások, képek).</w:t>
-      </w:r>
-    </w:p>
-    <w:p>
-      <w:pPr>
-        <w:numPr>
-          <w:ilvl w:val="1"/>
-          <w:numId w:val="10"/>
-        </w:numPr>
-        <w:jc w:val="both"/>
-        <w:rPr>
-          <w:rFonts w:ascii="Times New Roman" w:hAnsi="Times New Roman" w:cs="Times New Roman"/>
-          <w:sz w:val="24"/>
-          <w:szCs w:val="24"/>
-        </w:rPr>
-      </w:pPr>
-      <w:r>
-        <w:rPr>
-          <w:rFonts w:ascii="Times New Roman" w:hAnsi="Times New Roman" w:cs="Times New Roman"/>
-          <w:sz w:val="24"/>
-          <w:szCs w:val="24"/>
-        </w:rPr>
-        <w:t>Bejelentkezést követően tudják kitölteni az adataikat az adott edzőteremhez</w:t>
-      </w:r>
-    </w:p>
-    <w:p>
-      <w:pPr>
-        <w:numPr>
-          <w:ilvl w:val="1"/>
-          <w:numId w:val="10"/>
-        </w:numPr>
-        <w:jc w:val="both"/>
-        <w:rPr>
-          <w:rFonts w:ascii="Times New Roman" w:hAnsi="Times New Roman" w:cs="Times New Roman"/>
-          <w:sz w:val="24"/>
-          <w:szCs w:val="24"/>
-        </w:rPr>
-      </w:pPr>
-      <w:r>
-        <w:rPr>
-          <w:rFonts w:ascii="Times New Roman" w:hAnsi="Times New Roman" w:cs="Times New Roman"/>
-          <w:sz w:val="24"/>
-          <w:szCs w:val="24"/>
-        </w:rPr>
-        <w:t>Az adatok kitöltése után a mentés gombra kattintva az adott edzőterem ’pending’ állapotba kerül, mivel csakis az admin jóváhagyása után lesz látható a konditerem a felhasználók számára</w:t>
-      </w:r>
-    </w:p>
-    <w:p>
-      <w:pPr>
-        <w:numPr>
-          <w:ilvl w:val="1"/>
-          <w:numId w:val="10"/>
-        </w:numPr>
-        <w:jc w:val="both"/>
-        <w:rPr>
-          <w:rFonts w:ascii="Times New Roman" w:hAnsi="Times New Roman" w:cs="Times New Roman"/>
-          <w:sz w:val="24"/>
-          <w:szCs w:val="24"/>
-        </w:rPr>
-      </w:pPr>
-      <w:r>
-        <w:rPr>
-          <w:rFonts w:ascii="Times New Roman" w:hAnsi="Times New Roman" w:cs="Times New Roman"/>
-          <w:sz w:val="24"/>
-          <w:szCs w:val="24"/>
-        </w:rPr>
-        <w:lastRenderedPageBreak/>
-        <w:t>Jóváhagyást követően az edzőterem látható lesz a felhasználóknak, akik hagyhatnak értékelést, amelyeket az ’értékelések áttekintése’ menüben tud megtekinteni a szolgáltató</w:t>
-      </w:r>
-    </w:p>
-    <w:p>
-      <w:pPr>
-        <w:numPr>
-          <w:ilvl w:val="0"/>
-          <w:numId w:val="8"/>
-        </w:numPr>
-        <w:jc w:val="both"/>
-        <w:rPr>
-          <w:rFonts w:ascii="Times New Roman" w:hAnsi="Times New Roman" w:cs="Times New Roman"/>
-          <w:sz w:val="24"/>
-          <w:szCs w:val="24"/>
-        </w:rPr>
-      </w:pPr>
-      <w:r>
-        <w:rPr>
-          <w:rFonts w:ascii="Times New Roman" w:hAnsi="Times New Roman" w:cs="Times New Roman"/>
-          <w:b/>
-          <w:bCs/>
-          <w:sz w:val="24"/>
-          <w:szCs w:val="24"/>
-        </w:rPr>
-        <w:t>Felhasználók:</w:t>
-      </w:r>
-    </w:p>
-    <w:p>
-      <w:pPr>
-        <w:numPr>
-          <w:ilvl w:val="1"/>
-          <w:numId w:val="11"/>
-        </w:numPr>
-        <w:jc w:val="both"/>
-        <w:rPr>
-          <w:rFonts w:ascii="Times New Roman" w:hAnsi="Times New Roman" w:cs="Times New Roman"/>
-          <w:sz w:val="24"/>
-          <w:szCs w:val="24"/>
-        </w:rPr>
-      </w:pPr>
-      <w:r>
-        <w:rPr>
-          <w:rFonts w:ascii="Times New Roman" w:hAnsi="Times New Roman" w:cs="Times New Roman"/>
-          <w:sz w:val="24"/>
-          <w:szCs w:val="24"/>
-        </w:rPr>
-        <w:t>Az edzőtermeket regisztráció nélkül is megtekinthetik, viszont ahhoz hogy kedvencekhez hozzá tudják adni az edzőtermet, illetve hogy értékelni tudjanak szükséges a regisztráció, majd az azt követő bejelentkezés</w:t>
-      </w:r>
-    </w:p>
-    <w:p>
-      <w:pPr>
-        <w:numPr>
-          <w:ilvl w:val="1"/>
-          <w:numId w:val="11"/>
-        </w:numPr>
-        <w:jc w:val="both"/>
-        <w:rPr>
-          <w:rFonts w:ascii="Times New Roman" w:hAnsi="Times New Roman" w:cs="Times New Roman"/>
-          <w:sz w:val="24"/>
-          <w:szCs w:val="24"/>
-        </w:rPr>
-      </w:pPr>
-      <w:r>
-        <w:rPr>
-          <w:rFonts w:ascii="Times New Roman" w:hAnsi="Times New Roman" w:cs="Times New Roman"/>
-          <w:sz w:val="24"/>
-          <w:szCs w:val="24"/>
-        </w:rPr>
-        <w:t>Hely szerint tudnak böngészni, ez könnyíti a megfelelő terem keresésének a folyamatát</w:t>
-      </w:r>
-    </w:p>
-    <w:p>
-      <w:pPr>
-        <w:numPr>
-          <w:ilvl w:val="0"/>
-          <w:numId w:val="8"/>
-        </w:numPr>
-        <w:jc w:val="both"/>
-        <w:rPr>
-          <w:rFonts w:ascii="Times New Roman" w:hAnsi="Times New Roman" w:cs="Times New Roman"/>
-          <w:sz w:val="24"/>
-          <w:szCs w:val="24"/>
-        </w:rPr>
-      </w:pPr>
-      <w:r>
-        <w:rPr>
-          <w:rFonts w:ascii="Times New Roman" w:hAnsi="Times New Roman" w:cs="Times New Roman"/>
-          <w:b/>
-          <w:bCs/>
-          <w:sz w:val="24"/>
-          <w:szCs w:val="24"/>
-        </w:rPr>
-        <w:t>Adminok:</w:t>
-      </w:r>
-    </w:p>
-    <w:p>
-      <w:pPr>
-        <w:numPr>
-          <w:ilvl w:val="1"/>
-          <w:numId w:val="12"/>
-        </w:numPr>
-        <w:jc w:val="both"/>
-        <w:rPr>
-          <w:rFonts w:ascii="Times New Roman" w:hAnsi="Times New Roman" w:cs="Times New Roman"/>
-          <w:sz w:val="24"/>
-          <w:szCs w:val="24"/>
-        </w:rPr>
-      </w:pPr>
-      <w:r>
-        <w:rPr>
-          <w:rFonts w:ascii="Times New Roman" w:hAnsi="Times New Roman" w:cs="Times New Roman"/>
-          <w:sz w:val="24"/>
-          <w:szCs w:val="24"/>
-        </w:rPr>
-        <w:t>Bejelentkezés szükséges.</w:t>
-      </w:r>
-    </w:p>
-    <w:p>
-      <w:pPr>
-        <w:numPr>
-          <w:ilvl w:val="1"/>
-          <w:numId w:val="13"/>
-        </w:numPr>
-        <w:jc w:val="both"/>
-        <w:rPr>
-          <w:rFonts w:ascii="Times New Roman" w:hAnsi="Times New Roman" w:cs="Times New Roman"/>
-          <w:sz w:val="24"/>
-          <w:szCs w:val="24"/>
-        </w:rPr>
-      </w:pPr>
-      <w:r>
-        <w:rPr>
-          <w:rFonts w:ascii="Times New Roman" w:hAnsi="Times New Roman" w:cs="Times New Roman"/>
-          <w:sz w:val="24"/>
-          <w:szCs w:val="24"/>
-        </w:rPr>
-        <w:t>Megjegyzések listázva vannak értékelés szerint növekvő sorrendben, amiket ha szükséges tud törölni az admin.</w:t>
-      </w:r>
-    </w:p>
-    <w:p>
-      <w:pPr>
-        <w:numPr>
-          <w:ilvl w:val="1"/>
-          <w:numId w:val="13"/>
-        </w:numPr>
-        <w:jc w:val="both"/>
-        <w:rPr>
-          <w:rFonts w:ascii="Times New Roman" w:hAnsi="Times New Roman" w:cs="Times New Roman"/>
-          <w:sz w:val="24"/>
-          <w:szCs w:val="24"/>
-        </w:rPr>
-      </w:pPr>
-      <w:r>
-        <w:rPr>
-          <w:rFonts w:ascii="Times New Roman" w:hAnsi="Times New Roman" w:cs="Times New Roman"/>
-          <w:sz w:val="24"/>
-          <w:szCs w:val="24"/>
-        </w:rPr>
-        <w:t>Edzőtermek listázva vannak az admin számára, ahol látható hogy az adott szolgáltató felkerült-e az oldalra vagy jóváhagyásra vár még.</w:t>
-      </w:r>
-    </w:p>
-    <w:p>
-      <w:pPr>
-        <w:numPr>
-          <w:ilvl w:val="1"/>
-          <w:numId w:val="14"/>
-        </w:numPr>
-        <w:jc w:val="both"/>
-        <w:rPr>
-          <w:rFonts w:ascii="Times New Roman" w:hAnsi="Times New Roman" w:cs="Times New Roman"/>
-          <w:sz w:val="24"/>
-          <w:szCs w:val="24"/>
-        </w:rPr>
-      </w:pPr>
-      <w:r>
-        <w:rPr>
-          <w:rFonts w:ascii="Times New Roman" w:hAnsi="Times New Roman" w:cs="Times New Roman"/>
-          <w:sz w:val="24"/>
-          <w:szCs w:val="24"/>
-        </w:rPr>
-        <w:t>Fiókok törlésére is jogosult.</w:t>
-      </w:r>
-    </w:p>
-    <w:p>
-      <w:pPr>
-        <w:numPr>
-          <w:ilvl w:val="1"/>
-          <w:numId w:val="14"/>
-        </w:numPr>
-        <w:jc w:val="both"/>
-        <w:rPr>
-          <w:rFonts w:ascii="Times New Roman" w:hAnsi="Times New Roman" w:cs="Times New Roman"/>
-          <w:sz w:val="24"/>
-          <w:szCs w:val="24"/>
-        </w:rPr>
-      </w:pPr>
-      <w:r>
-        <w:rPr>
-          <w:rFonts w:ascii="Times New Roman" w:hAnsi="Times New Roman" w:cs="Times New Roman"/>
-          <w:sz w:val="24"/>
-          <w:szCs w:val="24"/>
-        </w:rPr>
-        <w:t>Statisztika: kördiagrammon látható az oldal felhasználói típusoknak az aránya.</w:t>
-      </w:r>
-    </w:p>
-    <w:p>
-      <w:pPr>
+          <w:numId w:val="1"/>
+        </w:numPr>
         <w:pBdr>
           <w:top w:val="nil"/>
           <w:left w:val="nil"/>
@@ -1552,15 +1196,380 @@
         <w:tabs>
           <w:tab w:val="left" w:pos="8505"/>
         </w:tabs>
-        <w:ind w:left="1440"/>
-        <w:rPr>
-          <w:rFonts w:ascii="Times New Roman" w:eastAsia="Times New Roman" w:hAnsi="Times New Roman" w:cs="Times New Roman"/>
-          <w:b/>
-          <w:color w:val="000000"/>
-          <w:sz w:val="24"/>
-          <w:szCs w:val="24"/>
-        </w:rPr>
-      </w:pPr>
+        <w:ind w:left="567" w:hanging="567"/>
+        <w:rPr>
+          <w:rFonts w:ascii="Times New Roman" w:eastAsia="Times New Roman" w:hAnsi="Times New Roman" w:cs="Times New Roman"/>
+          <w:b/>
+          <w:color w:val="000000"/>
+          <w:sz w:val="24"/>
+          <w:szCs w:val="24"/>
+        </w:rPr>
+      </w:pPr>
+      <w:r>
+        <w:rPr>
+          <w:rFonts w:ascii="Times New Roman" w:eastAsia="Times New Roman" w:hAnsi="Times New Roman" w:cs="Times New Roman"/>
+          <w:b/>
+          <w:color w:val="000000"/>
+          <w:sz w:val="24"/>
+          <w:szCs w:val="24"/>
+        </w:rPr>
+        <w:t>Funkciók leírása:</w:t>
+      </w:r>
+    </w:p>
+    <w:p>
+      <w:pPr>
+        <w:jc w:val="both"/>
+        <w:rPr>
+          <w:rFonts w:ascii="Times New Roman" w:hAnsi="Times New Roman" w:cs="Times New Roman"/>
+          <w:sz w:val="24"/>
+          <w:szCs w:val="24"/>
+        </w:rPr>
+      </w:pPr>
+      <w:r>
+        <w:rPr>
+          <w:rFonts w:ascii="Times New Roman" w:hAnsi="Times New Roman" w:cs="Times New Roman"/>
+          <w:sz w:val="24"/>
+          <w:szCs w:val="24"/>
+        </w:rPr>
+        <w:t>A weboldal három különböző felhasználói csoportot támogat, mindegyik saját belépési lehetőséggel és jogosultságokkal:</w:t>
+      </w:r>
+    </w:p>
+    <w:p>
+      <w:pPr>
+        <w:numPr>
+          <w:ilvl w:val="0"/>
+          <w:numId w:val="8"/>
+        </w:numPr>
+        <w:jc w:val="both"/>
+        <w:rPr>
+          <w:rFonts w:ascii="Times New Roman" w:hAnsi="Times New Roman" w:cs="Times New Roman"/>
+          <w:sz w:val="24"/>
+          <w:szCs w:val="24"/>
+        </w:rPr>
+      </w:pPr>
+      <w:r>
+        <w:rPr>
+          <w:rFonts w:ascii="Times New Roman" w:hAnsi="Times New Roman" w:cs="Times New Roman"/>
+          <w:b/>
+          <w:bCs/>
+          <w:sz w:val="24"/>
+          <w:szCs w:val="24"/>
+        </w:rPr>
+        <w:t>Szolgáltatók:</w:t>
+      </w:r>
+    </w:p>
+    <w:p>
+      <w:pPr>
+        <w:numPr>
+          <w:ilvl w:val="1"/>
+          <w:numId w:val="9"/>
+        </w:numPr>
+        <w:jc w:val="both"/>
+        <w:rPr>
+          <w:rFonts w:ascii="Times New Roman" w:hAnsi="Times New Roman" w:cs="Times New Roman"/>
+          <w:sz w:val="24"/>
+          <w:szCs w:val="24"/>
+        </w:rPr>
+      </w:pPr>
+      <w:r>
+        <w:rPr>
+          <w:rFonts w:ascii="Times New Roman" w:hAnsi="Times New Roman" w:cs="Times New Roman"/>
+          <w:sz w:val="24"/>
+          <w:szCs w:val="24"/>
+        </w:rPr>
+        <w:t>Regisztrálhatnak és bejelentkezhetnek saját fiókjukba.</w:t>
+      </w:r>
+    </w:p>
+    <w:p>
+      <w:pPr>
+        <w:numPr>
+          <w:ilvl w:val="1"/>
+          <w:numId w:val="10"/>
+        </w:numPr>
+        <w:jc w:val="both"/>
+        <w:rPr>
+          <w:rFonts w:ascii="Times New Roman" w:hAnsi="Times New Roman" w:cs="Times New Roman"/>
+          <w:sz w:val="24"/>
+          <w:szCs w:val="24"/>
+        </w:rPr>
+      </w:pPr>
+      <w:r>
+        <w:rPr>
+          <w:rFonts w:ascii="Times New Roman" w:hAnsi="Times New Roman" w:cs="Times New Roman"/>
+          <w:sz w:val="24"/>
+          <w:szCs w:val="24"/>
+        </w:rPr>
+        <w:t>Hozzáadhatnak, módosíthatnak és törölhetnek edzőterem-adatokat (pl. árak, szolgáltatások, képek).</w:t>
+      </w:r>
+    </w:p>
+    <w:p>
+      <w:pPr>
+        <w:numPr>
+          <w:ilvl w:val="1"/>
+          <w:numId w:val="10"/>
+        </w:numPr>
+        <w:jc w:val="both"/>
+        <w:rPr>
+          <w:rFonts w:ascii="Times New Roman" w:hAnsi="Times New Roman" w:cs="Times New Roman"/>
+          <w:sz w:val="24"/>
+          <w:szCs w:val="24"/>
+        </w:rPr>
+      </w:pPr>
+      <w:r>
+        <w:rPr>
+          <w:rFonts w:ascii="Times New Roman" w:hAnsi="Times New Roman" w:cs="Times New Roman"/>
+          <w:sz w:val="24"/>
+          <w:szCs w:val="24"/>
+        </w:rPr>
+        <w:t>Bejelentkezést követően tudják kitölteni az adataikat az adott edzőteremhez</w:t>
+      </w:r>
+    </w:p>
+    <w:p>
+      <w:pPr>
+        <w:numPr>
+          <w:ilvl w:val="1"/>
+          <w:numId w:val="10"/>
+        </w:numPr>
+        <w:jc w:val="both"/>
+        <w:rPr>
+          <w:rFonts w:ascii="Times New Roman" w:hAnsi="Times New Roman" w:cs="Times New Roman"/>
+          <w:sz w:val="24"/>
+          <w:szCs w:val="24"/>
+        </w:rPr>
+      </w:pPr>
+      <w:r>
+        <w:rPr>
+          <w:rFonts w:ascii="Times New Roman" w:hAnsi="Times New Roman" w:cs="Times New Roman"/>
+          <w:sz w:val="24"/>
+          <w:szCs w:val="24"/>
+        </w:rPr>
+        <w:lastRenderedPageBreak/>
+        <w:t>Az adatok kitöltése után a mentés gombra kattintva az adott edzőterem ’pending’ állapotba kerül, mivel csakis az admin jóváhagyása után lesz látható a konditerem a felhasználók számára</w:t>
+      </w:r>
+    </w:p>
+    <w:p>
+      <w:pPr>
+        <w:numPr>
+          <w:ilvl w:val="1"/>
+          <w:numId w:val="10"/>
+        </w:numPr>
+        <w:jc w:val="both"/>
+        <w:rPr>
+          <w:rFonts w:ascii="Times New Roman" w:hAnsi="Times New Roman" w:cs="Times New Roman"/>
+          <w:sz w:val="24"/>
+          <w:szCs w:val="24"/>
+        </w:rPr>
+      </w:pPr>
+      <w:r>
+        <w:rPr>
+          <w:rFonts w:ascii="Times New Roman" w:hAnsi="Times New Roman" w:cs="Times New Roman"/>
+          <w:sz w:val="24"/>
+          <w:szCs w:val="24"/>
+        </w:rPr>
+        <w:t>Jóváhagyást követően az edzőterem látható lesz a felhasználóknak, akik hagyhatnak értékelést, amelyeket az ’értékelések áttekintése’ menüben tud megtekinteni a szolgáltató</w:t>
+      </w:r>
+    </w:p>
+    <w:p>
+      <w:pPr>
+        <w:numPr>
+          <w:ilvl w:val="0"/>
+          <w:numId w:val="8"/>
+        </w:numPr>
+        <w:jc w:val="both"/>
+        <w:rPr>
+          <w:rFonts w:ascii="Times New Roman" w:hAnsi="Times New Roman" w:cs="Times New Roman"/>
+          <w:sz w:val="24"/>
+          <w:szCs w:val="24"/>
+        </w:rPr>
+      </w:pPr>
+      <w:r>
+        <w:rPr>
+          <w:rFonts w:ascii="Times New Roman" w:hAnsi="Times New Roman" w:cs="Times New Roman"/>
+          <w:b/>
+          <w:bCs/>
+          <w:sz w:val="24"/>
+          <w:szCs w:val="24"/>
+        </w:rPr>
+        <w:t>Felhasználók:</w:t>
+      </w:r>
+    </w:p>
+    <w:p>
+      <w:pPr>
+        <w:numPr>
+          <w:ilvl w:val="1"/>
+          <w:numId w:val="11"/>
+        </w:numPr>
+        <w:jc w:val="both"/>
+        <w:rPr>
+          <w:rFonts w:ascii="Times New Roman" w:hAnsi="Times New Roman" w:cs="Times New Roman"/>
+          <w:sz w:val="24"/>
+          <w:szCs w:val="24"/>
+        </w:rPr>
+      </w:pPr>
+      <w:r>
+        <w:rPr>
+          <w:rFonts w:ascii="Times New Roman" w:hAnsi="Times New Roman" w:cs="Times New Roman"/>
+          <w:sz w:val="24"/>
+          <w:szCs w:val="24"/>
+        </w:rPr>
+        <w:t>Az edzőtermeket regisztráció nélkül is megtekinthetik, viszont ahhoz hogy kedvencekhez hozzá tudják adni az edzőtermet, illetve hogy értékelni tudjanak szükséges a regisztráció, majd az azt követő bejelentkezés</w:t>
+      </w:r>
+    </w:p>
+    <w:p>
+      <w:pPr>
+        <w:numPr>
+          <w:ilvl w:val="1"/>
+          <w:numId w:val="11"/>
+        </w:numPr>
+        <w:jc w:val="both"/>
+        <w:rPr>
+          <w:rFonts w:ascii="Times New Roman" w:hAnsi="Times New Roman" w:cs="Times New Roman"/>
+          <w:sz w:val="24"/>
+          <w:szCs w:val="24"/>
+        </w:rPr>
+      </w:pPr>
+      <w:r>
+        <w:rPr>
+          <w:rFonts w:ascii="Times New Roman" w:hAnsi="Times New Roman" w:cs="Times New Roman"/>
+          <w:sz w:val="24"/>
+          <w:szCs w:val="24"/>
+        </w:rPr>
+        <w:t>Hely szerint tudnak böngészni, ez könnyíti a megfelelő terem keresésének a folyamatát</w:t>
+      </w:r>
+    </w:p>
+    <w:p>
+      <w:pPr>
+        <w:numPr>
+          <w:ilvl w:val="0"/>
+          <w:numId w:val="8"/>
+        </w:numPr>
+        <w:jc w:val="both"/>
+        <w:rPr>
+          <w:rFonts w:ascii="Times New Roman" w:hAnsi="Times New Roman" w:cs="Times New Roman"/>
+          <w:sz w:val="24"/>
+          <w:szCs w:val="24"/>
+        </w:rPr>
+      </w:pPr>
+      <w:r>
+        <w:rPr>
+          <w:rFonts w:ascii="Times New Roman" w:hAnsi="Times New Roman" w:cs="Times New Roman"/>
+          <w:b/>
+          <w:bCs/>
+          <w:sz w:val="24"/>
+          <w:szCs w:val="24"/>
+        </w:rPr>
+        <w:t>Adminok:</w:t>
+      </w:r>
+    </w:p>
+    <w:p>
+      <w:pPr>
+        <w:numPr>
+          <w:ilvl w:val="1"/>
+          <w:numId w:val="12"/>
+        </w:numPr>
+        <w:jc w:val="both"/>
+        <w:rPr>
+          <w:rFonts w:ascii="Times New Roman" w:hAnsi="Times New Roman" w:cs="Times New Roman"/>
+          <w:sz w:val="24"/>
+          <w:szCs w:val="24"/>
+        </w:rPr>
+      </w:pPr>
+      <w:r>
+        <w:rPr>
+          <w:rFonts w:ascii="Times New Roman" w:hAnsi="Times New Roman" w:cs="Times New Roman"/>
+          <w:sz w:val="24"/>
+          <w:szCs w:val="24"/>
+        </w:rPr>
+        <w:t>Bejelentkezés szükséges.</w:t>
+      </w:r>
+    </w:p>
+    <w:p>
+      <w:pPr>
+        <w:numPr>
+          <w:ilvl w:val="1"/>
+          <w:numId w:val="13"/>
+        </w:numPr>
+        <w:jc w:val="both"/>
+        <w:rPr>
+          <w:rFonts w:ascii="Times New Roman" w:hAnsi="Times New Roman" w:cs="Times New Roman"/>
+          <w:sz w:val="24"/>
+          <w:szCs w:val="24"/>
+        </w:rPr>
+      </w:pPr>
+      <w:r>
+        <w:rPr>
+          <w:rFonts w:ascii="Times New Roman" w:hAnsi="Times New Roman" w:cs="Times New Roman"/>
+          <w:sz w:val="24"/>
+          <w:szCs w:val="24"/>
+        </w:rPr>
+        <w:t>Megjegyzések listázva vannak értékelés szerint növekvő sorrendben, amiket ha szükséges tud törölni az admin.</w:t>
+      </w:r>
+    </w:p>
+    <w:p>
+      <w:pPr>
+        <w:numPr>
+          <w:ilvl w:val="1"/>
+          <w:numId w:val="13"/>
+        </w:numPr>
+        <w:jc w:val="both"/>
+        <w:rPr>
+          <w:rFonts w:ascii="Times New Roman" w:hAnsi="Times New Roman" w:cs="Times New Roman"/>
+          <w:sz w:val="24"/>
+          <w:szCs w:val="24"/>
+        </w:rPr>
+      </w:pPr>
+      <w:r>
+        <w:rPr>
+          <w:rFonts w:ascii="Times New Roman" w:hAnsi="Times New Roman" w:cs="Times New Roman"/>
+          <w:sz w:val="24"/>
+          <w:szCs w:val="24"/>
+        </w:rPr>
+        <w:t>Edzőtermek listázva vannak az admin számára, ahol látható hogy az adott szolgáltató felkerült-e az oldalra vagy jóváhagyásra vár még.</w:t>
+      </w:r>
+    </w:p>
+    <w:p>
+      <w:pPr>
+        <w:numPr>
+          <w:ilvl w:val="1"/>
+          <w:numId w:val="14"/>
+        </w:numPr>
+        <w:jc w:val="both"/>
+        <w:rPr>
+          <w:rFonts w:ascii="Times New Roman" w:hAnsi="Times New Roman" w:cs="Times New Roman"/>
+          <w:sz w:val="24"/>
+          <w:szCs w:val="24"/>
+        </w:rPr>
+      </w:pPr>
+      <w:r>
+        <w:rPr>
+          <w:rFonts w:ascii="Times New Roman" w:hAnsi="Times New Roman" w:cs="Times New Roman"/>
+          <w:sz w:val="24"/>
+          <w:szCs w:val="24"/>
+        </w:rPr>
+        <w:t>Fiókok törlésére is jogosult.</w:t>
+      </w:r>
+    </w:p>
+    <w:p>
+      <w:pPr>
+        <w:numPr>
+          <w:ilvl w:val="1"/>
+          <w:numId w:val="14"/>
+        </w:numPr>
+        <w:jc w:val="both"/>
+        <w:rPr>
+          <w:rFonts w:ascii="Times New Roman" w:hAnsi="Times New Roman" w:cs="Times New Roman"/>
+          <w:sz w:val="24"/>
+          <w:szCs w:val="24"/>
+        </w:rPr>
+      </w:pPr>
+      <w:r>
+        <w:rPr>
+          <w:rFonts w:ascii="Times New Roman" w:hAnsi="Times New Roman" w:cs="Times New Roman"/>
+          <w:sz w:val="24"/>
+          <w:szCs w:val="24"/>
+        </w:rPr>
+        <w:t>Statisztika: kördiagrammon látható az oldal felhasználói típusoknak az aránya.</w:t>
+      </w:r>
     </w:p>
     <w:p>
       <w:pPr>
@@ -1574,21 +1583,18 @@
         <w:tabs>
           <w:tab w:val="left" w:pos="8505"/>
         </w:tabs>
-        <w:ind w:left="720"/>
-        <w:rPr>
-          <w:rFonts w:ascii="Times New Roman" w:eastAsia="Times New Roman" w:hAnsi="Times New Roman" w:cs="Times New Roman"/>
-          <w:b/>
-          <w:sz w:val="24"/>
-          <w:szCs w:val="24"/>
-        </w:rPr>
-      </w:pPr>
-    </w:p>
-    <w:p>
-      <w:pPr>
-        <w:numPr>
-          <w:ilvl w:val="0"/>
-          <w:numId w:val="1"/>
-        </w:numPr>
+        <w:ind w:left="1440"/>
+        <w:rPr>
+          <w:rFonts w:ascii="Times New Roman" w:eastAsia="Times New Roman" w:hAnsi="Times New Roman" w:cs="Times New Roman"/>
+          <w:b/>
+          <w:color w:val="000000"/>
+          <w:sz w:val="24"/>
+          <w:szCs w:val="24"/>
+        </w:rPr>
+      </w:pPr>
+    </w:p>
+    <w:p>
+      <w:pPr>
         <w:pBdr>
           <w:top w:val="nil"/>
           <w:left w:val="nil"/>
@@ -1599,28 +1605,21 @@
         <w:tabs>
           <w:tab w:val="left" w:pos="8505"/>
         </w:tabs>
-        <w:ind w:left="567" w:hanging="567"/>
-        <w:rPr>
-          <w:rFonts w:ascii="Times New Roman" w:eastAsia="Times New Roman" w:hAnsi="Times New Roman" w:cs="Times New Roman"/>
-          <w:b/>
-          <w:color w:val="000000"/>
-          <w:sz w:val="24"/>
-          <w:szCs w:val="24"/>
-        </w:rPr>
-      </w:pPr>
-      <w:r>
-        <w:rPr>
-          <w:rFonts w:ascii="Times New Roman" w:eastAsia="Times New Roman" w:hAnsi="Times New Roman" w:cs="Times New Roman"/>
-          <w:b/>
-          <w:color w:val="000000"/>
-          <w:sz w:val="24"/>
-          <w:szCs w:val="24"/>
-        </w:rPr>
-        <w:t>A projektben melyik feladatrészt dolgozza ki?</w:t>
-      </w:r>
-    </w:p>
-    <w:p>
-      <w:pPr>
+        <w:ind w:left="720"/>
+        <w:rPr>
+          <w:rFonts w:ascii="Times New Roman" w:eastAsia="Times New Roman" w:hAnsi="Times New Roman" w:cs="Times New Roman"/>
+          <w:b/>
+          <w:sz w:val="24"/>
+          <w:szCs w:val="24"/>
+        </w:rPr>
+      </w:pPr>
+    </w:p>
+    <w:p>
+      <w:pPr>
+        <w:numPr>
+          <w:ilvl w:val="0"/>
+          <w:numId w:val="1"/>
+        </w:numPr>
         <w:pBdr>
           <w:top w:val="nil"/>
           <w:left w:val="nil"/>
@@ -1631,32 +1630,28 @@
         <w:tabs>
           <w:tab w:val="left" w:pos="8505"/>
         </w:tabs>
-        <w:rPr>
-          <w:rFonts w:ascii="Times New Roman" w:eastAsia="Times New Roman" w:hAnsi="Times New Roman" w:cs="Times New Roman"/>
-          <w:b/>
-          <w:color w:val="000000"/>
-          <w:sz w:val="24"/>
-          <w:szCs w:val="24"/>
-        </w:rPr>
-      </w:pPr>
-      <w:r>
-        <w:rPr>
-          <w:rFonts w:ascii="Times New Roman" w:eastAsia="Times New Roman" w:hAnsi="Times New Roman" w:cs="Times New Roman"/>
-          <w:b/>
-          <w:color w:val="000000"/>
-          <w:sz w:val="24"/>
-          <w:szCs w:val="24"/>
-        </w:rPr>
-        <w:t>Ecsedi Zsolt Bertalan:</w:t>
-      </w:r>
-    </w:p>
-    <w:p>
-      <w:pPr>
-        <w:pStyle w:val="Listaszerbekezds"/>
-        <w:numPr>
-          <w:ilvl w:val="0"/>
-          <w:numId w:val="16"/>
-        </w:numPr>
+        <w:ind w:left="567" w:hanging="567"/>
+        <w:rPr>
+          <w:rFonts w:ascii="Times New Roman" w:eastAsia="Times New Roman" w:hAnsi="Times New Roman" w:cs="Times New Roman"/>
+          <w:b/>
+          <w:color w:val="000000"/>
+          <w:sz w:val="24"/>
+          <w:szCs w:val="24"/>
+        </w:rPr>
+      </w:pPr>
+      <w:r>
+        <w:rPr>
+          <w:rFonts w:ascii="Times New Roman" w:eastAsia="Times New Roman" w:hAnsi="Times New Roman" w:cs="Times New Roman"/>
+          <w:b/>
+          <w:color w:val="000000"/>
+          <w:sz w:val="24"/>
+          <w:szCs w:val="24"/>
+        </w:rPr>
+        <w:t>A projektben melyik feladatrészt dolgozza ki?</w:t>
+      </w:r>
+    </w:p>
+    <w:p>
+      <w:pPr>
         <w:pBdr>
           <w:top w:val="nil"/>
           <w:left w:val="nil"/>
@@ -1683,7 +1678,7 @@
           <w:sz w:val="24"/>
           <w:szCs w:val="24"/>
         </w:rPr>
-        <w:t>Szolgáltatói oldal Frontend</w:t>
+        <w:t>Ecsedi Zsolt Bertalan:</w:t>
       </w:r>
     </w:p>
     <w:p>
@@ -1719,7 +1714,7 @@
           <w:sz w:val="24"/>
           <w:szCs w:val="24"/>
         </w:rPr>
-        <w:t>Adatbázis séma tervezése</w:t>
+        <w:t>Szolgáltatói oldal Frontend</w:t>
       </w:r>
     </w:p>
     <w:p>
@@ -1755,7 +1750,7 @@
           <w:sz w:val="24"/>
           <w:szCs w:val="24"/>
         </w:rPr>
-        <w:t>Szolgáltatói oldal Backend</w:t>
+        <w:t>Adatbázis séma tervezése</w:t>
       </w:r>
     </w:p>
     <w:p>
@@ -1791,7 +1786,7 @@
           <w:sz w:val="24"/>
           <w:szCs w:val="24"/>
         </w:rPr>
-        <w:t>Adattípusok és mezők meghatározása</w:t>
+        <w:t>Szolgáltatói oldal Backend</w:t>
       </w:r>
     </w:p>
     <w:p>
@@ -1827,11 +1822,16 @@
           <w:sz w:val="24"/>
           <w:szCs w:val="24"/>
         </w:rPr>
-        <w:t>API-k végrehajtása, átírása</w:t>
-      </w:r>
-    </w:p>
-    <w:p>
-      <w:pPr>
+        <w:t>Adattípusok és mezők meghatározása</w:t>
+      </w:r>
+    </w:p>
+    <w:p>
+      <w:pPr>
+        <w:pStyle w:val="Listaszerbekezds"/>
+        <w:numPr>
+          <w:ilvl w:val="0"/>
+          <w:numId w:val="16"/>
+        </w:numPr>
         <w:pBdr>
           <w:top w:val="nil"/>
           <w:left w:val="nil"/>
@@ -1858,16 +1858,11 @@
           <w:sz w:val="24"/>
           <w:szCs w:val="24"/>
         </w:rPr>
-        <w:t>Yit Sokha Dániel:</w:t>
-      </w:r>
-    </w:p>
-    <w:p>
-      <w:pPr>
-        <w:pStyle w:val="Listaszerbekezds"/>
-        <w:numPr>
-          <w:ilvl w:val="0"/>
-          <w:numId w:val="16"/>
-        </w:numPr>
+        <w:t>API-k végrehajtása, átírása</w:t>
+      </w:r>
+    </w:p>
+    <w:p>
+      <w:pPr>
         <w:pBdr>
           <w:top w:val="nil"/>
           <w:left w:val="nil"/>
@@ -1894,7 +1889,7 @@
           <w:sz w:val="24"/>
           <w:szCs w:val="24"/>
         </w:rPr>
-        <w:t>Felhasználói oldal Frontend</w:t>
+        <w:t>Yit Sokha Dániel:</w:t>
       </w:r>
     </w:p>
     <w:p>
@@ -1930,7 +1925,7 @@
           <w:sz w:val="24"/>
           <w:szCs w:val="24"/>
         </w:rPr>
-        <w:t>Admin oldal Frontend</w:t>
+        <w:t>Felhasználói oldal Frontend</w:t>
       </w:r>
     </w:p>
     <w:p>
@@ -1966,7 +1961,7 @@
           <w:sz w:val="24"/>
           <w:szCs w:val="24"/>
         </w:rPr>
-        <w:t>Authentikáció, hitelesítés</w:t>
+        <w:t>Admin oldal Frontend</w:t>
       </w:r>
     </w:p>
     <w:p>
@@ -2002,7 +1997,7 @@
           <w:sz w:val="24"/>
           <w:szCs w:val="24"/>
         </w:rPr>
-        <w:t>Login és Register oldalak</w:t>
+        <w:t>Authentikáció, hitelesítés</w:t>
       </w:r>
     </w:p>
     <w:p>
@@ -2038,7 +2033,7 @@
           <w:sz w:val="24"/>
           <w:szCs w:val="24"/>
         </w:rPr>
-        <w:t>API-k létrehozása tesztadatokkal</w:t>
+        <w:t>Login és Register oldalak</w:t>
       </w:r>
     </w:p>
     <w:p>
@@ -2074,14 +2069,15 @@
           <w:sz w:val="24"/>
           <w:szCs w:val="24"/>
         </w:rPr>
-        <w:t>Adatbázis kapcsolatok definiálása</w:t>
-      </w:r>
-    </w:p>
-    <w:p>
-      <w:pPr>
-        <w:numPr>
-          <w:ilvl w:val="2"/>
-          <w:numId w:val="1"/>
+        <w:t>API-k létrehozása tesztadatokkal</w:t>
+      </w:r>
+    </w:p>
+    <w:p>
+      <w:pPr>
+        <w:pStyle w:val="Listaszerbekezds"/>
+        <w:numPr>
+          <w:ilvl w:val="0"/>
+          <w:numId w:val="16"/>
         </w:numPr>
         <w:pBdr>
           <w:top w:val="nil"/>
@@ -2101,9 +2097,23 @@
           <w:szCs w:val="24"/>
         </w:rPr>
       </w:pPr>
-    </w:p>
-    <w:p>
-      <w:pPr>
+      <w:r>
+        <w:rPr>
+          <w:rFonts w:ascii="Times New Roman" w:eastAsia="Times New Roman" w:hAnsi="Times New Roman" w:cs="Times New Roman"/>
+          <w:b/>
+          <w:color w:val="000000"/>
+          <w:sz w:val="24"/>
+          <w:szCs w:val="24"/>
+        </w:rPr>
+        <w:t>Adatbázis kapcsolatok definiálása</w:t>
+      </w:r>
+    </w:p>
+    <w:p>
+      <w:pPr>
+        <w:numPr>
+          <w:ilvl w:val="2"/>
+          <w:numId w:val="1"/>
+        </w:numPr>
         <w:pBdr>
           <w:top w:val="nil"/>
           <w:left w:val="nil"/>
@@ -2117,6 +2127,27 @@
         <w:rPr>
           <w:rFonts w:ascii="Times New Roman" w:eastAsia="Times New Roman" w:hAnsi="Times New Roman" w:cs="Times New Roman"/>
           <w:b/>
+          <w:color w:val="000000"/>
+          <w:sz w:val="24"/>
+          <w:szCs w:val="24"/>
+        </w:rPr>
+      </w:pPr>
+    </w:p>
+    <w:p>
+      <w:pPr>
+        <w:pBdr>
+          <w:top w:val="nil"/>
+          <w:left w:val="nil"/>
+          <w:bottom w:val="nil"/>
+          <w:right w:val="nil"/>
+          <w:between w:val="nil"/>
+        </w:pBdr>
+        <w:tabs>
+          <w:tab w:val="left" w:pos="8505"/>
+        </w:tabs>
+        <w:rPr>
+          <w:rFonts w:ascii="Times New Roman" w:eastAsia="Times New Roman" w:hAnsi="Times New Roman" w:cs="Times New Roman"/>
+          <w:b/>
           <w:sz w:val="24"/>
           <w:szCs w:val="24"/>
         </w:rPr>
@@ -2203,7 +2234,6 @@
           <w:sz w:val="24"/>
           <w:szCs w:val="24"/>
         </w:rPr>
-        <w:lastRenderedPageBreak/>
         <w:t>_id</w:t>
       </w:r>
       <w:r>
@@ -5467,7 +5497,7 @@
   <a:extraClrSchemeLst/>
   <a:extLst>
     <a:ext uri="{05A4C25C-085E-4340-85A3-A5531E510DB2}">
-      <thm15:themeFamily xmlns="" xmlns:thm15="http://schemas.microsoft.com/office/thememl/2012/main" name="Office Theme" id="{62F939B6-93AF-4DB8-9C6B-D6C7DFDC589F}" vid="{4A3C46E8-61CC-4603-A589-7422A47A8E4A}"/>
+      <thm15:themeFamily xmlns:thm15="http://schemas.microsoft.com/office/thememl/2012/main" xmlns="" name="Office Theme" id="{62F939B6-93AF-4DB8-9C6B-D6C7DFDC589F}" vid="{4A3C46E8-61CC-4603-A589-7422A47A8E4A}"/>
     </a:ext>
   </a:extLst>
 </a:theme>
